--- a/public/tp1-csharp-restitution.docx
+++ b/public/tp1-csharp-restitution.docx
@@ -2229,7 +2229,7 @@
                 <w:sz w:val="20"/>
                 <w:szCs w:val="20"/>
               </w:rPr>
-              <w:t xml:space="preserve">📸  Capture 1  —  Fenêtre Visual Studio ouverte</w:t>
+              <w:t xml:space="preserve">📸  Capture 1  —  Sélection du modèle "Application console C#"</w:t>
             </w:r>
           </w:p>
         </w:tc>
@@ -2309,7 +2309,7 @@
                 <w:sz w:val="20"/>
                 <w:szCs w:val="20"/>
               </w:rPr>
-              <w:t xml:space="preserve">📸  Capture 2  —  Sélection du modèle "Application console C#"</w:t>
+              <w:t xml:space="preserve">📸  Capture 2  —  Explorateur de solutions — structure du projet</w:t>
             </w:r>
           </w:p>
         </w:tc>
@@ -2389,7 +2389,7 @@
                 <w:sz w:val="20"/>
                 <w:szCs w:val="20"/>
               </w:rPr>
-              <w:t xml:space="preserve">📸  Capture 3  —  Explorateur de solutions — structure du projet</w:t>
+              <w:t xml:space="preserve">📸  Capture 3  —  Vue d'ensemble de l'interface Visual Studio (projet ouvert)</w:t>
             </w:r>
           </w:p>
         </w:tc>
